--- a/docs/ai_opening_plays_illustrated.docx
+++ b/docs/ai_opening_plays_illustrated.docx
@@ -16,7 +16,7 @@
           <w:b w:val="0"/>
           <w:sz w:val="20"/>
         </w:rPr>
-        <w:t>Top 11 opening families · Generalist v4 · difficulty 18/20 · 13,209 games · 5,953 winning/draw lines from data/specialist_db_v4.sqlite.</w:t>
+        <w:t>Top 11 opening families · Generalist v4 · difficulty 18/20 · 13,209 games · 5,970 winning/draw lines from data/specialist_db_v4.sqlite.</w:t>
       </w:r>
     </w:p>
     <w:p>
@@ -164,7 +164,7 @@
           <w:b w:val="0"/>
           <w:sz w:val="18"/>
         </w:rPr>
-        <w:t>8-ply  ·  DB: 353 games  ·  seed: f4-b4</w:t>
+        <w:t>8-ply  ·  DB: 354 games  ·  seed: f4-b4</w:t>
       </w:r>
     </w:p>
     <w:tbl>
@@ -398,7 +398,7 @@
           <w:b w:val="0"/>
           <w:sz w:val="18"/>
         </w:rPr>
-        <w:t>8-ply  ·  DB: 258 games  ·  seed: f4-d5</w:t>
+        <w:t>8-ply  ·  DB: 260 games  ·  seed: f4-d5</w:t>
       </w:r>
     </w:p>
     <w:tbl>
@@ -721,13 +721,13 @@
               <w:rPr>
                 <w:sz w:val="18"/>
               </w:rPr>
-              <w:t>W1:c4  B1:d3</w:t>
+              <w:t>W1:d3  B1:e4</w:t>
               <w:br/>
-              <w:t>W2:d3-e3  B2:f2-d2</w:t>
+              <w:t>W2:b4  B2:d6</w:t>
               <w:br/>
-              <w:t>W3:e3-e4  B3:e4-e5</w:t>
+              <w:t>W3:f4  B3:a1</w:t>
               <w:br/>
-              <w:t>W4:e5-e4  B4:d6-f6</w:t>
+              <w:t>W4:a4  B4:g7</w:t>
             </w:r>
           </w:p>
           <w:p/>
@@ -983,7 +983,7 @@
           <w:b w:val="0"/>
           <w:sz w:val="18"/>
         </w:rPr>
-        <w:t>8-ply  ·  DB: 111 games  ·  seed: d2-d7</w:t>
+        <w:t>8-ply  ·  DB: 112 games  ·  seed: d2-d7</w:t>
       </w:r>
     </w:p>
     <w:tbl>
